--- a/1.1/1.1.docx
+++ b/1.1/1.1.docx
@@ -16,7 +16,7 @@
         <mc:AlternateContent>
           <mc:Choice Requires="wps">
             <w:drawing>
-              <wp:anchor distT="0" distB="0" distL="114300" distR="114300" simplePos="0" relativeHeight="251677696" behindDoc="0" locked="0" layoutInCell="1" allowOverlap="1">
+              <wp:anchor distT="0" distB="0" distL="114300" distR="114300" simplePos="0" relativeHeight="251677696" behindDoc="0" locked="0" layoutInCell="1" allowOverlap="1" wp14:anchorId="1BD984AB" wp14:editId="02C352D7">
                 <wp:simplePos x="0" y="0"/>
                 <wp:positionH relativeFrom="column">
                   <wp:posOffset>1586865</wp:posOffset>
@@ -87,7 +87,7 @@
           </mc:Choice>
           <mc:Fallback>
             <w:pict>
-              <v:shapetype id="_x0000_t202" coordsize="21600,21600" o:spt="202" path="m,l,21600r21600,l21600,xe">
+              <v:shapetype w14:anchorId="1BD984AB" id="_x0000_t202" coordsize="21600,21600" o:spt="202" path="m,l,21600r21600,l21600,xe">
                 <v:stroke joinstyle="miter"/>
                 <v:path gradientshapeok="t" o:connecttype="rect"/>
               </v:shapetype>
@@ -125,7 +125,7 @@
         <mc:AlternateContent>
           <mc:Choice Requires="wps">
             <w:drawing>
-              <wp:anchor distT="0" distB="0" distL="114300" distR="114300" simplePos="0" relativeHeight="251676672" behindDoc="0" locked="0" layoutInCell="1" allowOverlap="1" wp14:anchorId="1D277CD6" wp14:editId="0EECE394">
+              <wp:anchor distT="0" distB="0" distL="114300" distR="114300" simplePos="0" relativeHeight="251676672" behindDoc="0" locked="0" layoutInCell="1" allowOverlap="1" wp14:anchorId="1A4DB6DC" wp14:editId="326CC49B">
                 <wp:simplePos x="0" y="0"/>
                 <wp:positionH relativeFrom="column">
                   <wp:posOffset>491490</wp:posOffset>
@@ -204,7 +204,7 @@
         <mc:AlternateContent>
           <mc:Choice Requires="wps">
             <w:drawing>
-              <wp:anchor distT="0" distB="0" distL="114300" distR="114300" simplePos="0" relativeHeight="251674624" behindDoc="0" locked="0" layoutInCell="1" allowOverlap="1" wp14:anchorId="43468F9D" wp14:editId="0500420C">
+              <wp:anchor distT="0" distB="0" distL="114300" distR="114300" simplePos="0" relativeHeight="251674624" behindDoc="0" locked="0" layoutInCell="1" allowOverlap="1" wp14:anchorId="11BF3F02" wp14:editId="70E0FB40">
                 <wp:simplePos x="0" y="0"/>
                 <wp:positionH relativeFrom="column">
                   <wp:posOffset>2066925</wp:posOffset>
@@ -275,7 +275,7 @@
         <mc:AlternateContent>
           <mc:Choice Requires="wps">
             <w:drawing>
-              <wp:anchor distT="0" distB="0" distL="114300" distR="114300" simplePos="0" relativeHeight="251672576" behindDoc="0" locked="0" layoutInCell="1" allowOverlap="1" wp14:anchorId="75F268D3" wp14:editId="6FAC55C5">
+              <wp:anchor distT="0" distB="0" distL="114300" distR="114300" simplePos="0" relativeHeight="251672576" behindDoc="0" locked="0" layoutInCell="1" allowOverlap="1" wp14:anchorId="0213CA0E" wp14:editId="4C3B1BAE">
                 <wp:simplePos x="0" y="0"/>
                 <wp:positionH relativeFrom="column">
                   <wp:posOffset>1301115</wp:posOffset>
@@ -379,7 +379,7 @@
         <mc:AlternateContent>
           <mc:Choice Requires="wps">
             <w:drawing>
-              <wp:anchor distT="0" distB="0" distL="114300" distR="114300" simplePos="0" relativeHeight="251671552" behindDoc="0" locked="0" layoutInCell="1" allowOverlap="1" wp14:anchorId="41634ECB" wp14:editId="19D28EB3">
+              <wp:anchor distT="0" distB="0" distL="114300" distR="114300" simplePos="0" relativeHeight="251671552" behindDoc="0" locked="0" layoutInCell="1" allowOverlap="1" wp14:anchorId="12A1BC94" wp14:editId="61CC467E">
                 <wp:simplePos x="0" y="0"/>
                 <wp:positionH relativeFrom="column">
                   <wp:posOffset>539115</wp:posOffset>
@@ -455,7 +455,7 @@
         <mc:AlternateContent>
           <mc:Choice Requires="wps">
             <w:drawing>
-              <wp:anchor distT="0" distB="0" distL="114300" distR="114300" simplePos="0" relativeHeight="251670528" behindDoc="0" locked="0" layoutInCell="1" allowOverlap="1" wp14:anchorId="3DB93169" wp14:editId="04A94E75">
+              <wp:anchor distT="0" distB="0" distL="114300" distR="114300" simplePos="0" relativeHeight="251670528" behindDoc="0" locked="0" layoutInCell="1" allowOverlap="1" wp14:anchorId="74B9299C" wp14:editId="7E7E3DB4">
                 <wp:simplePos x="0" y="0"/>
                 <wp:positionH relativeFrom="column">
                   <wp:posOffset>2072640</wp:posOffset>
@@ -522,7 +522,7 @@
         <mc:AlternateContent>
           <mc:Choice Requires="wps">
             <w:drawing>
-              <wp:anchor distT="0" distB="0" distL="114300" distR="114300" simplePos="0" relativeHeight="251668480" behindDoc="0" locked="0" layoutInCell="1" allowOverlap="1" wp14:anchorId="6E3392A7" wp14:editId="4B8DFAB1">
+              <wp:anchor distT="0" distB="0" distL="114300" distR="114300" simplePos="0" relativeHeight="251668480" behindDoc="0" locked="0" layoutInCell="1" allowOverlap="1" wp14:anchorId="4C12224B" wp14:editId="6EBA737B">
                 <wp:simplePos x="0" y="0"/>
                 <wp:positionH relativeFrom="column">
                   <wp:posOffset>1253490</wp:posOffset>
@@ -682,7 +682,7 @@
         <mc:AlternateContent>
           <mc:Choice Requires="wps">
             <w:drawing>
-              <wp:anchor distT="0" distB="0" distL="114300" distR="114300" simplePos="0" relativeHeight="251667456" behindDoc="0" locked="0" layoutInCell="1" allowOverlap="1" wp14:anchorId="20D7330B" wp14:editId="7ACDDF32">
+              <wp:anchor distT="0" distB="0" distL="114300" distR="114300" simplePos="0" relativeHeight="251667456" behindDoc="0" locked="0" layoutInCell="1" allowOverlap="1" wp14:anchorId="01ED2688" wp14:editId="01EBD1CD">
                 <wp:simplePos x="0" y="0"/>
                 <wp:positionH relativeFrom="page">
                   <wp:posOffset>2313305</wp:posOffset>
@@ -760,15 +760,7 @@
                                 <w:szCs w:val="48"/>
                                 <w:lang w:val="en-US"/>
                               </w:rPr>
-                              <w:t>x, y, z)</w:t>
-                            </w:r>
-                            <w:r>
-                              <w:rPr>
-                                <w:sz w:val="48"/>
-                                <w:szCs w:val="48"/>
-                                <w:lang w:val="en-US"/>
-                              </w:rPr>
-                              <w:t xml:space="preserve"> </w:t>
+                              <w:t xml:space="preserve">x, y, z) </w:t>
                             </w:r>
                             <w:proofErr w:type="spellStart"/>
                             <w:r>
@@ -934,7 +926,7 @@
         <mc:AlternateContent>
           <mc:Choice Requires="wps">
             <w:drawing>
-              <wp:anchor distT="0" distB="0" distL="114300" distR="114300" simplePos="0" relativeHeight="251666432" behindDoc="0" locked="0" layoutInCell="1" allowOverlap="1" wp14:anchorId="46F875D4" wp14:editId="44CD18D0">
+              <wp:anchor distT="0" distB="0" distL="114300" distR="114300" simplePos="0" relativeHeight="251666432" behindDoc="0" locked="0" layoutInCell="1" allowOverlap="1" wp14:anchorId="4EDC6743" wp14:editId="7872523E">
                 <wp:simplePos x="0" y="0"/>
                 <wp:positionH relativeFrom="column">
                   <wp:posOffset>1586865</wp:posOffset>
@@ -1042,7 +1034,7 @@
         <mc:AlternateContent>
           <mc:Choice Requires="wps">
             <w:drawing>
-              <wp:anchor distT="0" distB="0" distL="114300" distR="114300" simplePos="0" relativeHeight="251662336" behindDoc="0" locked="0" layoutInCell="1" allowOverlap="1" wp14:anchorId="0B3DB264" wp14:editId="58F15D19">
+              <wp:anchor distT="0" distB="0" distL="114300" distR="114300" simplePos="0" relativeHeight="251662336" behindDoc="0" locked="0" layoutInCell="1" allowOverlap="1" wp14:anchorId="54CA1613" wp14:editId="67BDB2FD">
                 <wp:simplePos x="0" y="0"/>
                 <wp:positionH relativeFrom="column">
                   <wp:posOffset>520065</wp:posOffset>
@@ -1119,7 +1111,7 @@
         <mc:AlternateContent>
           <mc:Choice Requires="wps">
             <w:drawing>
-              <wp:anchor distT="0" distB="0" distL="114300" distR="114300" simplePos="0" relativeHeight="251665408" behindDoc="0" locked="0" layoutInCell="1" allowOverlap="1" wp14:anchorId="3E8D7FD1" wp14:editId="556D58CE">
+              <wp:anchor distT="0" distB="0" distL="114300" distR="114300" simplePos="0" relativeHeight="251665408" behindDoc="0" locked="0" layoutInCell="1" allowOverlap="1" wp14:anchorId="738876D0" wp14:editId="554300C6">
                 <wp:simplePos x="0" y="0"/>
                 <wp:positionH relativeFrom="column">
                   <wp:posOffset>2082165</wp:posOffset>
@@ -1186,7 +1178,7 @@
         <mc:AlternateContent>
           <mc:Choice Requires="wps">
             <w:drawing>
-              <wp:anchor distT="0" distB="0" distL="114300" distR="114300" simplePos="0" relativeHeight="251663360" behindDoc="0" locked="0" layoutInCell="1" allowOverlap="1" wp14:anchorId="5EF4B58B" wp14:editId="6CE5861C">
+              <wp:anchor distT="0" distB="0" distL="114300" distR="114300" simplePos="0" relativeHeight="251663360" behindDoc="0" locked="0" layoutInCell="1" allowOverlap="1" wp14:anchorId="06818579" wp14:editId="31EA28C2">
                 <wp:simplePos x="0" y="0"/>
                 <wp:positionH relativeFrom="column">
                   <wp:posOffset>2120265</wp:posOffset>
@@ -1253,7 +1245,7 @@
         <mc:AlternateContent>
           <mc:Choice Requires="wps">
             <w:drawing>
-              <wp:anchor distT="0" distB="0" distL="114300" distR="114300" simplePos="0" relativeHeight="251660288" behindDoc="0" locked="0" layoutInCell="1" allowOverlap="1" wp14:anchorId="3C56E099" wp14:editId="6BF3344E">
+              <wp:anchor distT="0" distB="0" distL="114300" distR="114300" simplePos="0" relativeHeight="251660288" behindDoc="0" locked="0" layoutInCell="1" allowOverlap="1" wp14:anchorId="7F2A5DFC" wp14:editId="17647FA4">
                 <wp:simplePos x="0" y="0"/>
                 <wp:positionH relativeFrom="column">
                   <wp:posOffset>481965</wp:posOffset>
@@ -1330,7 +1322,7 @@
         <mc:AlternateContent>
           <mc:Choice Requires="wps">
             <w:drawing>
-              <wp:anchor distT="0" distB="0" distL="114300" distR="114300" simplePos="0" relativeHeight="251659264" behindDoc="0" locked="0" layoutInCell="1" allowOverlap="1" wp14:anchorId="2F66C232" wp14:editId="1434BB4E">
+              <wp:anchor distT="0" distB="0" distL="114300" distR="114300" simplePos="0" relativeHeight="251659264" behindDoc="0" locked="0" layoutInCell="1" allowOverlap="1" wp14:anchorId="05816A0F" wp14:editId="50CE6CC2">
                 <wp:simplePos x="0" y="0"/>
                 <wp:positionH relativeFrom="column">
                   <wp:posOffset>510540</wp:posOffset>
@@ -1404,8 +1396,1509 @@
       <w:r>
         <w:tab/>
       </w:r>
+    </w:p>
+    <w:p>
+      <w:pPr>
+        <w:tabs>
+          <w:tab w:val="right" w:pos="9355"/>
+        </w:tabs>
+      </w:pPr>
+    </w:p>
+    <w:p>
+      <w:pPr>
+        <w:tabs>
+          <w:tab w:val="right" w:pos="9355"/>
+        </w:tabs>
+      </w:pPr>
+    </w:p>
+    <w:p>
+      <w:pPr>
+        <w:tabs>
+          <w:tab w:val="right" w:pos="9355"/>
+        </w:tabs>
+      </w:pPr>
+    </w:p>
+    <w:p>
+      <w:pPr>
+        <w:tabs>
+          <w:tab w:val="right" w:pos="9355"/>
+        </w:tabs>
+      </w:pPr>
+    </w:p>
+    <w:p>
+      <w:pPr>
+        <w:tabs>
+          <w:tab w:val="right" w:pos="9355"/>
+        </w:tabs>
+      </w:pPr>
+    </w:p>
+    <w:p>
+      <w:pPr>
+        <w:tabs>
+          <w:tab w:val="right" w:pos="9355"/>
+        </w:tabs>
+      </w:pPr>
+    </w:p>
+    <w:p>
+      <w:pPr>
+        <w:tabs>
+          <w:tab w:val="right" w:pos="9355"/>
+        </w:tabs>
+      </w:pPr>
+    </w:p>
+    <w:p>
+      <w:pPr>
+        <w:tabs>
+          <w:tab w:val="right" w:pos="9355"/>
+        </w:tabs>
+      </w:pPr>
+    </w:p>
+    <w:p>
+      <w:pPr>
+        <w:tabs>
+          <w:tab w:val="right" w:pos="9355"/>
+        </w:tabs>
+      </w:pPr>
+    </w:p>
+    <w:p>
+      <w:pPr>
+        <w:tabs>
+          <w:tab w:val="right" w:pos="9355"/>
+        </w:tabs>
+      </w:pPr>
+    </w:p>
+    <w:p>
+      <w:pPr>
+        <w:tabs>
+          <w:tab w:val="right" w:pos="9355"/>
+        </w:tabs>
+      </w:pPr>
+    </w:p>
+    <w:p>
+      <w:pPr>
+        <w:tabs>
+          <w:tab w:val="right" w:pos="9355"/>
+        </w:tabs>
+      </w:pPr>
+    </w:p>
+    <w:p>
+      <w:pPr>
+        <w:tabs>
+          <w:tab w:val="right" w:pos="9355"/>
+        </w:tabs>
+      </w:pPr>
+    </w:p>
+    <w:p>
+      <w:pPr>
+        <w:tabs>
+          <w:tab w:val="right" w:pos="9355"/>
+        </w:tabs>
+      </w:pPr>
+    </w:p>
+    <w:p>
+      <w:pPr>
+        <w:tabs>
+          <w:tab w:val="right" w:pos="9355"/>
+        </w:tabs>
+      </w:pPr>
+    </w:p>
+    <w:p>
+      <w:pPr>
+        <w:tabs>
+          <w:tab w:val="right" w:pos="9355"/>
+        </w:tabs>
+      </w:pPr>
+    </w:p>
+    <w:p>
+      <w:pPr>
+        <w:tabs>
+          <w:tab w:val="right" w:pos="9355"/>
+        </w:tabs>
+      </w:pPr>
+    </w:p>
+    <w:p>
+      <w:pPr>
+        <w:tabs>
+          <w:tab w:val="right" w:pos="9355"/>
+        </w:tabs>
+      </w:pPr>
+    </w:p>
+    <w:p>
+      <w:pPr>
+        <w:tabs>
+          <w:tab w:val="right" w:pos="9355"/>
+        </w:tabs>
+      </w:pPr>
+    </w:p>
+    <w:p>
+      <w:pPr>
+        <w:tabs>
+          <w:tab w:val="right" w:pos="9355"/>
+        </w:tabs>
+      </w:pPr>
+    </w:p>
+    <w:p>
+      <w:pPr>
+        <w:tabs>
+          <w:tab w:val="right" w:pos="9355"/>
+        </w:tabs>
+      </w:pPr>
+    </w:p>
+    <w:p>
+      <w:pPr>
+        <w:tabs>
+          <w:tab w:val="right" w:pos="9355"/>
+        </w:tabs>
+      </w:pPr>
+    </w:p>
+    <w:p>
+      <w:pPr>
+        <w:tabs>
+          <w:tab w:val="right" w:pos="9355"/>
+        </w:tabs>
+      </w:pPr>
+    </w:p>
+    <w:p>
+      <w:pPr>
+        <w:tabs>
+          <w:tab w:val="right" w:pos="9355"/>
+        </w:tabs>
+      </w:pPr>
+    </w:p>
+    <w:p>
+      <w:pPr>
+        <w:tabs>
+          <w:tab w:val="right" w:pos="9355"/>
+        </w:tabs>
+      </w:pPr>
+    </w:p>
+    <w:p>
+      <w:pPr>
+        <w:tabs>
+          <w:tab w:val="right" w:pos="9355"/>
+        </w:tabs>
+      </w:pPr>
+    </w:p>
+    <w:p>
+      <w:pPr>
+        <w:tabs>
+          <w:tab w:val="right" w:pos="9355"/>
+        </w:tabs>
+      </w:pPr>
+    </w:p>
+    <w:p>
+      <w:pPr>
+        <w:tabs>
+          <w:tab w:val="right" w:pos="9355"/>
+        </w:tabs>
+      </w:pPr>
+    </w:p>
+    <w:p>
+      <w:pPr>
+        <w:tabs>
+          <w:tab w:val="right" w:pos="9355"/>
+        </w:tabs>
+      </w:pPr>
+    </w:p>
+    <w:p>
+      <w:pPr>
+        <w:tabs>
+          <w:tab w:val="right" w:pos="9355"/>
+        </w:tabs>
+      </w:pPr>
+    </w:p>
+    <w:p>
+      <w:pPr>
+        <w:tabs>
+          <w:tab w:val="right" w:pos="9355"/>
+        </w:tabs>
+      </w:pPr>
+    </w:p>
+    <w:p>
+      <w:pPr>
+        <w:tabs>
+          <w:tab w:val="right" w:pos="9355"/>
+        </w:tabs>
+        <w:rPr>
+          <w:lang w:val="en-US"/>
+        </w:rPr>
+      </w:pPr>
       <w:bookmarkStart w:id="0" w:name="_GoBack"/>
       <w:bookmarkEnd w:id="0"/>
+      <w:r>
+        <w:rPr>
+          <w:noProof/>
+          <w:lang w:eastAsia="ru-RU"/>
+        </w:rPr>
+        <w:lastRenderedPageBreak/>
+        <mc:AlternateContent>
+          <mc:Choice Requires="wps">
+            <w:drawing>
+              <wp:anchor distT="0" distB="0" distL="114300" distR="114300" simplePos="0" relativeHeight="251704320" behindDoc="0" locked="0" layoutInCell="1" allowOverlap="1">
+                <wp:simplePos x="0" y="0"/>
+                <wp:positionH relativeFrom="column">
+                  <wp:posOffset>2120265</wp:posOffset>
+                </wp:positionH>
+                <wp:positionV relativeFrom="paragraph">
+                  <wp:posOffset>7395210</wp:posOffset>
+                </wp:positionV>
+                <wp:extent cx="1123950" cy="676275"/>
+                <wp:effectExtent l="0" t="0" r="19050" b="28575"/>
+                <wp:wrapNone/>
+                <wp:docPr id="31" name="Надпись 31"/>
+                <wp:cNvGraphicFramePr/>
+                <a:graphic xmlns:a="http://schemas.openxmlformats.org/drawingml/2006/main">
+                  <a:graphicData uri="http://schemas.microsoft.com/office/word/2010/wordprocessingShape">
+                    <wps:wsp>
+                      <wps:cNvSpPr txBox="1"/>
+                      <wps:spPr>
+                        <a:xfrm>
+                          <a:off x="0" y="0"/>
+                          <a:ext cx="1123950" cy="676275"/>
+                        </a:xfrm>
+                        <a:prstGeom prst="rect">
+                          <a:avLst/>
+                        </a:prstGeom>
+                        <a:solidFill>
+                          <a:schemeClr val="lt1"/>
+                        </a:solidFill>
+                        <a:ln w="6350">
+                          <a:solidFill>
+                            <a:schemeClr val="bg1"/>
+                          </a:solidFill>
+                        </a:ln>
+                      </wps:spPr>
+                      <wps:txbx>
+                        <w:txbxContent>
+                          <w:p>
+                            <w:pPr>
+                              <w:rPr>
+                                <w:sz w:val="48"/>
+                                <w:szCs w:val="48"/>
+                                <w:lang w:val="en-US"/>
+                              </w:rPr>
+                            </w:pPr>
+                            <w:r>
+                              <w:rPr>
+                                <w:sz w:val="48"/>
+                                <w:szCs w:val="48"/>
+                                <w:lang w:val="en-US"/>
+                              </w:rPr>
+                              <w:t>b</w:t>
+                            </w:r>
+                          </w:p>
+                        </w:txbxContent>
+                      </wps:txbx>
+                      <wps:bodyPr rot="0" spcFirstLastPara="0" vertOverflow="overflow" horzOverflow="overflow" vert="horz" wrap="square" lIns="91440" tIns="45720" rIns="91440" bIns="45720" numCol="1" spcCol="0" rtlCol="0" fromWordArt="0" anchor="t" anchorCtr="0" forceAA="0" compatLnSpc="1">
+                        <a:prstTxWarp prst="textNoShape">
+                          <a:avLst/>
+                        </a:prstTxWarp>
+                        <a:noAutofit/>
+                      </wps:bodyPr>
+                    </wps:wsp>
+                  </a:graphicData>
+                </a:graphic>
+              </wp:anchor>
+            </w:drawing>
+          </mc:Choice>
+          <mc:Fallback>
+            <w:pict>
+              <v:shape id="Надпись 31" o:spid="_x0000_s1031" type="#_x0000_t202" style="position:absolute;margin-left:166.95pt;margin-top:582.3pt;width:88.5pt;height:53.25pt;z-index:251704320;visibility:visible;mso-wrap-style:square;mso-wrap-distance-left:9pt;mso-wrap-distance-top:0;mso-wrap-distance-right:9pt;mso-wrap-distance-bottom:0;mso-position-horizontal:absolute;mso-position-horizontal-relative:text;mso-position-vertical:absolute;mso-position-vertical-relative:text;v-text-anchor:top" o:gfxdata="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" fillcolor="white [3201]" strokecolor="white [3212]" strokeweight=".5pt">
+                <v:textbox>
+                  <w:txbxContent>
+                    <w:p>
+                      <w:pPr>
+                        <w:rPr>
+                          <w:sz w:val="48"/>
+                          <w:szCs w:val="48"/>
+                          <w:lang w:val="en-US"/>
+                        </w:rPr>
+                      </w:pPr>
+                      <w:r>
+                        <w:rPr>
+                          <w:sz w:val="48"/>
+                          <w:szCs w:val="48"/>
+                          <w:lang w:val="en-US"/>
+                        </w:rPr>
+                        <w:t>b</w:t>
+                      </w:r>
+                    </w:p>
+                  </w:txbxContent>
+                </v:textbox>
+              </v:shape>
+            </w:pict>
+          </mc:Fallback>
+        </mc:AlternateContent>
+      </w:r>
+      <w:r>
+        <w:rPr>
+          <w:noProof/>
+          <w:lang w:eastAsia="ru-RU"/>
+        </w:rPr>
+        <mc:AlternateContent>
+          <mc:Choice Requires="wps">
+            <w:drawing>
+              <wp:anchor distT="0" distB="0" distL="114300" distR="114300" simplePos="0" relativeHeight="251703296" behindDoc="0" locked="0" layoutInCell="1" allowOverlap="1" wp14:anchorId="05482799" wp14:editId="3C23BB93">
+                <wp:simplePos x="0" y="0"/>
+                <wp:positionH relativeFrom="column">
+                  <wp:posOffset>1139190</wp:posOffset>
+                </wp:positionH>
+                <wp:positionV relativeFrom="paragraph">
+                  <wp:posOffset>7118985</wp:posOffset>
+                </wp:positionV>
+                <wp:extent cx="2419350" cy="1190625"/>
+                <wp:effectExtent l="0" t="0" r="19050" b="28575"/>
+                <wp:wrapNone/>
+                <wp:docPr id="30" name="Овал 30"/>
+                <wp:cNvGraphicFramePr/>
+                <a:graphic xmlns:a="http://schemas.openxmlformats.org/drawingml/2006/main">
+                  <a:graphicData uri="http://schemas.microsoft.com/office/word/2010/wordprocessingShape">
+                    <wps:wsp>
+                      <wps:cNvSpPr/>
+                      <wps:spPr>
+                        <a:xfrm>
+                          <a:off x="0" y="0"/>
+                          <a:ext cx="2419350" cy="1190625"/>
+                        </a:xfrm>
+                        <a:prstGeom prst="ellipse">
+                          <a:avLst/>
+                        </a:prstGeom>
+                        <a:solidFill>
+                          <a:schemeClr val="bg1"/>
+                        </a:solidFill>
+                        <a:ln>
+                          <a:solidFill>
+                            <a:schemeClr val="tx1"/>
+                          </a:solidFill>
+                        </a:ln>
+                      </wps:spPr>
+                      <wps:style>
+                        <a:lnRef idx="2">
+                          <a:schemeClr val="accent1">
+                            <a:shade val="50000"/>
+                          </a:schemeClr>
+                        </a:lnRef>
+                        <a:fillRef idx="1">
+                          <a:schemeClr val="accent1"/>
+                        </a:fillRef>
+                        <a:effectRef idx="0">
+                          <a:schemeClr val="accent1"/>
+                        </a:effectRef>
+                        <a:fontRef idx="minor">
+                          <a:schemeClr val="lt1"/>
+                        </a:fontRef>
+                      </wps:style>
+                      <wps:bodyPr rot="0" spcFirstLastPara="0" vertOverflow="overflow" horzOverflow="overflow" vert="horz" wrap="square" lIns="91440" tIns="45720" rIns="91440" bIns="45720" numCol="1" spcCol="0" rtlCol="0" fromWordArt="0" anchor="ctr" anchorCtr="0" forceAA="0" compatLnSpc="1">
+                        <a:prstTxWarp prst="textNoShape">
+                          <a:avLst/>
+                        </a:prstTxWarp>
+                        <a:noAutofit/>
+                      </wps:bodyPr>
+                    </wps:wsp>
+                  </a:graphicData>
+                </a:graphic>
+              </wp:anchor>
+            </w:drawing>
+          </mc:Choice>
+          <mc:Fallback>
+            <w:pict>
+              <v:oval w14:anchorId="73FD2331" id="Овал 30" o:spid="_x0000_s1026" style="position:absolute;margin-left:89.7pt;margin-top:560.55pt;width:190.5pt;height:93.75pt;z-index:251703296;visibility:visible;mso-wrap-style:square;mso-wrap-distance-left:9pt;mso-wrap-distance-top:0;mso-wrap-distance-right:9pt;mso-wrap-distance-bottom:0;mso-position-horizontal:absolute;mso-position-horizontal-relative:text;mso-position-vertical:absolute;mso-position-vertical-relative:text;v-text-anchor:middle" o:gfxdata="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" fillcolor="white [3212]" strokecolor="black [3213]" strokeweight="1pt">
+                <v:stroke joinstyle="miter"/>
+              </v:oval>
+            </w:pict>
+          </mc:Fallback>
+        </mc:AlternateContent>
+      </w:r>
+      <w:r>
+        <w:rPr>
+          <w:lang w:val="en-US"/>
+        </w:rPr>
+        <w:drawing>
+          <wp:anchor distT="0" distB="0" distL="114300" distR="114300" simplePos="0" relativeHeight="251701248" behindDoc="0" locked="0" layoutInCell="1" allowOverlap="1" wp14:anchorId="41DFF08E" wp14:editId="471C4656">
+            <wp:simplePos x="0" y="0"/>
+            <wp:positionH relativeFrom="column">
+              <wp:posOffset>1043940</wp:posOffset>
+            </wp:positionH>
+            <wp:positionV relativeFrom="paragraph">
+              <wp:posOffset>5975985</wp:posOffset>
+            </wp:positionV>
+            <wp:extent cx="2724530" cy="314369"/>
+            <wp:effectExtent l="0" t="0" r="0" b="9525"/>
+            <wp:wrapNone/>
+            <wp:docPr id="29" name="Рисунок 29"/>
+            <wp:cNvGraphicFramePr>
+              <a:graphicFrameLocks xmlns:a="http://schemas.openxmlformats.org/drawingml/2006/main" noChangeAspect="1"/>
+            </wp:cNvGraphicFramePr>
+            <a:graphic xmlns:a="http://schemas.openxmlformats.org/drawingml/2006/main">
+              <a:graphicData uri="http://schemas.openxmlformats.org/drawingml/2006/picture">
+                <pic:pic xmlns:pic="http://schemas.openxmlformats.org/drawingml/2006/picture">
+                  <pic:nvPicPr>
+                    <pic:cNvPr id="1" name=""/>
+                    <pic:cNvPicPr/>
+                  </pic:nvPicPr>
+                  <pic:blipFill>
+                    <a:blip r:embed="rId5">
+                      <a:extLst>
+                        <a:ext uri="{28A0092B-C50C-407E-A947-70E740481C1C}">
+                          <a14:useLocalDpi xmlns:a14="http://schemas.microsoft.com/office/drawing/2010/main" val="0"/>
+                        </a:ext>
+                      </a:extLst>
+                    </a:blip>
+                    <a:stretch>
+                      <a:fillRect/>
+                    </a:stretch>
+                  </pic:blipFill>
+                  <pic:spPr>
+                    <a:xfrm>
+                      <a:off x="0" y="0"/>
+                      <a:ext cx="2724530" cy="314369"/>
+                    </a:xfrm>
+                    <a:prstGeom prst="rect">
+                      <a:avLst/>
+                    </a:prstGeom>
+                  </pic:spPr>
+                </pic:pic>
+              </a:graphicData>
+            </a:graphic>
+          </wp:anchor>
+        </w:drawing>
+      </w:r>
+      <w:r>
+        <w:rPr>
+          <w:noProof/>
+          <w:lang w:eastAsia="ru-RU"/>
+        </w:rPr>
+        <mc:AlternateContent>
+          <mc:Choice Requires="wps">
+            <w:drawing>
+              <wp:anchor distT="0" distB="0" distL="114300" distR="114300" simplePos="0" relativeHeight="251697152" behindDoc="0" locked="0" layoutInCell="1" allowOverlap="1" wp14:anchorId="22C32769" wp14:editId="33CBBCA4">
+                <wp:simplePos x="0" y="0"/>
+                <wp:positionH relativeFrom="column">
+                  <wp:posOffset>2367915</wp:posOffset>
+                </wp:positionH>
+                <wp:positionV relativeFrom="paragraph">
+                  <wp:posOffset>6585585</wp:posOffset>
+                </wp:positionV>
+                <wp:extent cx="0" cy="533400"/>
+                <wp:effectExtent l="76200" t="0" r="57150" b="57150"/>
+                <wp:wrapNone/>
+                <wp:docPr id="26" name="Прямая со стрелкой 26"/>
+                <wp:cNvGraphicFramePr/>
+                <a:graphic xmlns:a="http://schemas.openxmlformats.org/drawingml/2006/main">
+                  <a:graphicData uri="http://schemas.microsoft.com/office/word/2010/wordprocessingShape">
+                    <wps:wsp>
+                      <wps:cNvCnPr/>
+                      <wps:spPr>
+                        <a:xfrm>
+                          <a:off x="0" y="0"/>
+                          <a:ext cx="0" cy="533400"/>
+                        </a:xfrm>
+                        <a:prstGeom prst="straightConnector1">
+                          <a:avLst/>
+                        </a:prstGeom>
+                        <a:ln>
+                          <a:tailEnd type="triangle"/>
+                        </a:ln>
+                      </wps:spPr>
+                      <wps:style>
+                        <a:lnRef idx="1">
+                          <a:schemeClr val="dk1"/>
+                        </a:lnRef>
+                        <a:fillRef idx="0">
+                          <a:schemeClr val="dk1"/>
+                        </a:fillRef>
+                        <a:effectRef idx="0">
+                          <a:schemeClr val="dk1"/>
+                        </a:effectRef>
+                        <a:fontRef idx="minor">
+                          <a:schemeClr val="tx1"/>
+                        </a:fontRef>
+                      </wps:style>
+                      <wps:bodyPr/>
+                    </wps:wsp>
+                  </a:graphicData>
+                </a:graphic>
+              </wp:anchor>
+            </w:drawing>
+          </mc:Choice>
+          <mc:Fallback>
+            <w:pict>
+              <v:shapetype w14:anchorId="391CEC35" id="_x0000_t32" coordsize="21600,21600" o:spt="32" o:oned="t" path="m,l21600,21600e" filled="f">
+                <v:path arrowok="t" fillok="f" o:connecttype="none"/>
+                <o:lock v:ext="edit" shapetype="t"/>
+              </v:shapetype>
+              <v:shape id="Прямая со стрелкой 26" o:spid="_x0000_s1026" type="#_x0000_t32" style="position:absolute;margin-left:186.45pt;margin-top:518.55pt;width:0;height:42pt;z-index:251697152;visibility:visible;mso-wrap-style:square;mso-wrap-distance-left:9pt;mso-wrap-distance-top:0;mso-wrap-distance-right:9pt;mso-wrap-distance-bottom:0;mso-position-horizontal:absolute;mso-position-horizontal-relative:text;mso-position-vertical:absolute;mso-position-vertical-relative:text" o:gfxdata="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" strokecolor="black [3200]" strokeweight=".5pt">
+                <v:stroke endarrow="block" joinstyle="miter"/>
+              </v:shape>
+            </w:pict>
+          </mc:Fallback>
+        </mc:AlternateContent>
+      </w:r>
+      <w:r>
+        <w:rPr>
+          <w:noProof/>
+          <w:lang w:eastAsia="ru-RU"/>
+        </w:rPr>
+        <mc:AlternateContent>
+          <mc:Choice Requires="wps">
+            <w:drawing>
+              <wp:anchor distT="0" distB="0" distL="114300" distR="114300" simplePos="0" relativeHeight="251700224" behindDoc="0" locked="0" layoutInCell="1" allowOverlap="1" wp14:anchorId="2A109CB9" wp14:editId="5A592113">
+                <wp:simplePos x="0" y="0"/>
+                <wp:positionH relativeFrom="column">
+                  <wp:posOffset>1977390</wp:posOffset>
+                </wp:positionH>
+                <wp:positionV relativeFrom="paragraph">
+                  <wp:posOffset>4337685</wp:posOffset>
+                </wp:positionV>
+                <wp:extent cx="981075" cy="485775"/>
+                <wp:effectExtent l="0" t="0" r="28575" b="28575"/>
+                <wp:wrapNone/>
+                <wp:docPr id="28" name="Надпись 28"/>
+                <wp:cNvGraphicFramePr/>
+                <a:graphic xmlns:a="http://schemas.openxmlformats.org/drawingml/2006/main">
+                  <a:graphicData uri="http://schemas.microsoft.com/office/word/2010/wordprocessingShape">
+                    <wps:wsp>
+                      <wps:cNvSpPr txBox="1"/>
+                      <wps:spPr>
+                        <a:xfrm>
+                          <a:off x="0" y="0"/>
+                          <a:ext cx="981075" cy="485775"/>
+                        </a:xfrm>
+                        <a:prstGeom prst="rect">
+                          <a:avLst/>
+                        </a:prstGeom>
+                        <a:solidFill>
+                          <a:schemeClr val="lt1"/>
+                        </a:solidFill>
+                        <a:ln w="6350">
+                          <a:solidFill>
+                            <a:schemeClr val="bg1"/>
+                          </a:solidFill>
+                        </a:ln>
+                      </wps:spPr>
+                      <wps:txbx>
+                        <w:txbxContent>
+                          <w:p>
+                            <w:pPr>
+                              <w:rPr>
+                                <w:sz w:val="48"/>
+                                <w:szCs w:val="48"/>
+                                <w:lang w:val="en-US"/>
+                              </w:rPr>
+                            </w:pPr>
+                            <w:r>
+                              <w:rPr>
+                                <w:sz w:val="48"/>
+                                <w:szCs w:val="48"/>
+                                <w:lang w:val="en-US"/>
+                              </w:rPr>
+                              <w:t>x, y, z</w:t>
+                            </w:r>
+                          </w:p>
+                        </w:txbxContent>
+                      </wps:txbx>
+                      <wps:bodyPr rot="0" spcFirstLastPara="0" vertOverflow="overflow" horzOverflow="overflow" vert="horz" wrap="square" lIns="91440" tIns="45720" rIns="91440" bIns="45720" numCol="1" spcCol="0" rtlCol="0" fromWordArt="0" anchor="t" anchorCtr="0" forceAA="0" compatLnSpc="1">
+                        <a:prstTxWarp prst="textNoShape">
+                          <a:avLst/>
+                        </a:prstTxWarp>
+                        <a:noAutofit/>
+                      </wps:bodyPr>
+                    </wps:wsp>
+                  </a:graphicData>
+                </a:graphic>
+              </wp:anchor>
+            </w:drawing>
+          </mc:Choice>
+          <mc:Fallback>
+            <w:pict>
+              <v:shape w14:anchorId="2A109CB9" id="Надпись 28" o:spid="_x0000_s1032" type="#_x0000_t202" style="position:absolute;margin-left:155.7pt;margin-top:341.55pt;width:77.25pt;height:38.25pt;z-index:251700224;visibility:visible;mso-wrap-style:square;mso-wrap-distance-left:9pt;mso-wrap-distance-top:0;mso-wrap-distance-right:9pt;mso-wrap-distance-bottom:0;mso-position-horizontal:absolute;mso-position-horizontal-relative:text;mso-position-vertical:absolute;mso-position-vertical-relative:text;v-text-anchor:top" o:gfxdata="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" fillcolor="white [3201]" strokecolor="white [3212]" strokeweight=".5pt">
+                <v:textbox>
+                  <w:txbxContent>
+                    <w:p>
+                      <w:pPr>
+                        <w:rPr>
+                          <w:sz w:val="48"/>
+                          <w:szCs w:val="48"/>
+                          <w:lang w:val="en-US"/>
+                        </w:rPr>
+                      </w:pPr>
+                      <w:r>
+                        <w:rPr>
+                          <w:sz w:val="48"/>
+                          <w:szCs w:val="48"/>
+                          <w:lang w:val="en-US"/>
+                        </w:rPr>
+                        <w:t>x, y, z</w:t>
+                      </w:r>
+                    </w:p>
+                  </w:txbxContent>
+                </v:textbox>
+              </v:shape>
+            </w:pict>
+          </mc:Fallback>
+        </mc:AlternateContent>
+      </w:r>
+      <w:r>
+        <w:rPr>
+          <w:noProof/>
+          <w:lang w:eastAsia="ru-RU"/>
+        </w:rPr>
+        <mc:AlternateContent>
+          <mc:Choice Requires="wps">
+            <w:drawing>
+              <wp:anchor distT="0" distB="0" distL="114300" distR="114300" simplePos="0" relativeHeight="251699200" behindDoc="0" locked="0" layoutInCell="1" allowOverlap="1" wp14:anchorId="2856B4C3" wp14:editId="21617508">
+                <wp:simplePos x="0" y="0"/>
+                <wp:positionH relativeFrom="column">
+                  <wp:posOffset>948690</wp:posOffset>
+                </wp:positionH>
+                <wp:positionV relativeFrom="paragraph">
+                  <wp:posOffset>5737860</wp:posOffset>
+                </wp:positionV>
+                <wp:extent cx="2895600" cy="847725"/>
+                <wp:effectExtent l="0" t="0" r="19050" b="28575"/>
+                <wp:wrapNone/>
+                <wp:docPr id="27" name="Прямоугольник 27"/>
+                <wp:cNvGraphicFramePr/>
+                <a:graphic xmlns:a="http://schemas.openxmlformats.org/drawingml/2006/main">
+                  <a:graphicData uri="http://schemas.microsoft.com/office/word/2010/wordprocessingShape">
+                    <wps:wsp>
+                      <wps:cNvSpPr/>
+                      <wps:spPr>
+                        <a:xfrm>
+                          <a:off x="0" y="0"/>
+                          <a:ext cx="2895600" cy="847725"/>
+                        </a:xfrm>
+                        <a:prstGeom prst="rect">
+                          <a:avLst/>
+                        </a:prstGeom>
+                        <a:solidFill>
+                          <a:schemeClr val="bg1"/>
+                        </a:solidFill>
+                        <a:ln>
+                          <a:solidFill>
+                            <a:schemeClr val="tx1"/>
+                          </a:solidFill>
+                        </a:ln>
+                      </wps:spPr>
+                      <wps:style>
+                        <a:lnRef idx="2">
+                          <a:schemeClr val="accent1">
+                            <a:shade val="50000"/>
+                          </a:schemeClr>
+                        </a:lnRef>
+                        <a:fillRef idx="1">
+                          <a:schemeClr val="accent1"/>
+                        </a:fillRef>
+                        <a:effectRef idx="0">
+                          <a:schemeClr val="accent1"/>
+                        </a:effectRef>
+                        <a:fontRef idx="minor">
+                          <a:schemeClr val="lt1"/>
+                        </a:fontRef>
+                      </wps:style>
+                      <wps:bodyPr rot="0" spcFirstLastPara="0" vertOverflow="overflow" horzOverflow="overflow" vert="horz" wrap="square" lIns="91440" tIns="45720" rIns="91440" bIns="45720" numCol="1" spcCol="0" rtlCol="0" fromWordArt="0" anchor="ctr" anchorCtr="0" forceAA="0" compatLnSpc="1">
+                        <a:prstTxWarp prst="textNoShape">
+                          <a:avLst/>
+                        </a:prstTxWarp>
+                        <a:noAutofit/>
+                      </wps:bodyPr>
+                    </wps:wsp>
+                  </a:graphicData>
+                </a:graphic>
+              </wp:anchor>
+            </w:drawing>
+          </mc:Choice>
+          <mc:Fallback>
+            <w:pict>
+              <v:rect w14:anchorId="3C6436E1" id="Прямоугольник 27" o:spid="_x0000_s1026" style="position:absolute;margin-left:74.7pt;margin-top:451.8pt;width:228pt;height:66.75pt;z-index:251699200;visibility:visible;mso-wrap-style:square;mso-wrap-distance-left:9pt;mso-wrap-distance-top:0;mso-wrap-distance-right:9pt;mso-wrap-distance-bottom:0;mso-position-horizontal:absolute;mso-position-horizontal-relative:text;mso-position-vertical:absolute;mso-position-vertical-relative:text;v-text-anchor:middle" o:gfxdata="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" fillcolor="white [3212]" strokecolor="black [3213]" strokeweight="1pt"/>
+            </w:pict>
+          </mc:Fallback>
+        </mc:AlternateContent>
+      </w:r>
+      <w:r>
+        <w:rPr>
+          <w:noProof/>
+          <w:lang w:eastAsia="ru-RU"/>
+        </w:rPr>
+        <mc:AlternateContent>
+          <mc:Choice Requires="wps">
+            <w:drawing>
+              <wp:anchor distT="0" distB="0" distL="114300" distR="114300" simplePos="0" relativeHeight="251695104" behindDoc="0" locked="0" layoutInCell="1" allowOverlap="1" wp14:anchorId="32D385BB" wp14:editId="77BE17E5">
+                <wp:simplePos x="0" y="0"/>
+                <wp:positionH relativeFrom="column">
+                  <wp:posOffset>2377440</wp:posOffset>
+                </wp:positionH>
+                <wp:positionV relativeFrom="paragraph">
+                  <wp:posOffset>5204460</wp:posOffset>
+                </wp:positionV>
+                <wp:extent cx="0" cy="533400"/>
+                <wp:effectExtent l="76200" t="0" r="57150" b="57150"/>
+                <wp:wrapNone/>
+                <wp:docPr id="25" name="Прямая со стрелкой 25"/>
+                <wp:cNvGraphicFramePr/>
+                <a:graphic xmlns:a="http://schemas.openxmlformats.org/drawingml/2006/main">
+                  <a:graphicData uri="http://schemas.microsoft.com/office/word/2010/wordprocessingShape">
+                    <wps:wsp>
+                      <wps:cNvCnPr/>
+                      <wps:spPr>
+                        <a:xfrm>
+                          <a:off x="0" y="0"/>
+                          <a:ext cx="0" cy="533400"/>
+                        </a:xfrm>
+                        <a:prstGeom prst="straightConnector1">
+                          <a:avLst/>
+                        </a:prstGeom>
+                        <a:ln>
+                          <a:tailEnd type="triangle"/>
+                        </a:ln>
+                      </wps:spPr>
+                      <wps:style>
+                        <a:lnRef idx="1">
+                          <a:schemeClr val="dk1"/>
+                        </a:lnRef>
+                        <a:fillRef idx="0">
+                          <a:schemeClr val="dk1"/>
+                        </a:fillRef>
+                        <a:effectRef idx="0">
+                          <a:schemeClr val="dk1"/>
+                        </a:effectRef>
+                        <a:fontRef idx="minor">
+                          <a:schemeClr val="tx1"/>
+                        </a:fontRef>
+                      </wps:style>
+                      <wps:bodyPr/>
+                    </wps:wsp>
+                  </a:graphicData>
+                </a:graphic>
+              </wp:anchor>
+            </w:drawing>
+          </mc:Choice>
+          <mc:Fallback>
+            <w:pict>
+              <v:shape w14:anchorId="3C73B3E7" id="Прямая со стрелкой 25" o:spid="_x0000_s1026" type="#_x0000_t32" style="position:absolute;margin-left:187.2pt;margin-top:409.8pt;width:0;height:42pt;z-index:251695104;visibility:visible;mso-wrap-style:square;mso-wrap-distance-left:9pt;mso-wrap-distance-top:0;mso-wrap-distance-right:9pt;mso-wrap-distance-bottom:0;mso-position-horizontal:absolute;mso-position-horizontal-relative:text;mso-position-vertical:absolute;mso-position-vertical-relative:text" o:gfxdata="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" strokecolor="black [3200]" strokeweight=".5pt">
+                <v:stroke endarrow="block" joinstyle="miter"/>
+              </v:shape>
+            </w:pict>
+          </mc:Fallback>
+        </mc:AlternateContent>
+      </w:r>
+      <w:r>
+        <w:rPr>
+          <w:noProof/>
+          <w:lang w:eastAsia="ru-RU"/>
+        </w:rPr>
+        <mc:AlternateContent>
+          <mc:Choice Requires="wps">
+            <w:drawing>
+              <wp:anchor distT="0" distB="0" distL="114300" distR="114300" simplePos="0" relativeHeight="251693056" behindDoc="0" locked="0" layoutInCell="1" allowOverlap="1" wp14:anchorId="72CE76C7" wp14:editId="75AF9F55">
+                <wp:simplePos x="0" y="0"/>
+                <wp:positionH relativeFrom="column">
+                  <wp:posOffset>1190625</wp:posOffset>
+                </wp:positionH>
+                <wp:positionV relativeFrom="paragraph">
+                  <wp:posOffset>4009390</wp:posOffset>
+                </wp:positionV>
+                <wp:extent cx="2419350" cy="1190625"/>
+                <wp:effectExtent l="0" t="0" r="19050" b="28575"/>
+                <wp:wrapNone/>
+                <wp:docPr id="24" name="Овал 24"/>
+                <wp:cNvGraphicFramePr/>
+                <a:graphic xmlns:a="http://schemas.openxmlformats.org/drawingml/2006/main">
+                  <a:graphicData uri="http://schemas.microsoft.com/office/word/2010/wordprocessingShape">
+                    <wps:wsp>
+                      <wps:cNvSpPr/>
+                      <wps:spPr>
+                        <a:xfrm>
+                          <a:off x="0" y="0"/>
+                          <a:ext cx="2419350" cy="1190625"/>
+                        </a:xfrm>
+                        <a:prstGeom prst="ellipse">
+                          <a:avLst/>
+                        </a:prstGeom>
+                        <a:solidFill>
+                          <a:schemeClr val="bg1"/>
+                        </a:solidFill>
+                        <a:ln>
+                          <a:solidFill>
+                            <a:schemeClr val="tx1"/>
+                          </a:solidFill>
+                        </a:ln>
+                      </wps:spPr>
+                      <wps:style>
+                        <a:lnRef idx="2">
+                          <a:schemeClr val="accent1">
+                            <a:shade val="50000"/>
+                          </a:schemeClr>
+                        </a:lnRef>
+                        <a:fillRef idx="1">
+                          <a:schemeClr val="accent1"/>
+                        </a:fillRef>
+                        <a:effectRef idx="0">
+                          <a:schemeClr val="accent1"/>
+                        </a:effectRef>
+                        <a:fontRef idx="minor">
+                          <a:schemeClr val="lt1"/>
+                        </a:fontRef>
+                      </wps:style>
+                      <wps:bodyPr rot="0" spcFirstLastPara="0" vertOverflow="overflow" horzOverflow="overflow" vert="horz" wrap="square" lIns="91440" tIns="45720" rIns="91440" bIns="45720" numCol="1" spcCol="0" rtlCol="0" fromWordArt="0" anchor="ctr" anchorCtr="0" forceAA="0" compatLnSpc="1">
+                        <a:prstTxWarp prst="textNoShape">
+                          <a:avLst/>
+                        </a:prstTxWarp>
+                        <a:noAutofit/>
+                      </wps:bodyPr>
+                    </wps:wsp>
+                  </a:graphicData>
+                </a:graphic>
+              </wp:anchor>
+            </w:drawing>
+          </mc:Choice>
+          <mc:Fallback>
+            <w:pict>
+              <v:oval w14:anchorId="765BE9AA" id="Овал 24" o:spid="_x0000_s1026" style="position:absolute;margin-left:93.75pt;margin-top:315.7pt;width:190.5pt;height:93.75pt;z-index:251693056;visibility:visible;mso-wrap-style:square;mso-wrap-distance-left:9pt;mso-wrap-distance-top:0;mso-wrap-distance-right:9pt;mso-wrap-distance-bottom:0;mso-position-horizontal:absolute;mso-position-horizontal-relative:text;mso-position-vertical:absolute;mso-position-vertical-relative:text;v-text-anchor:middle" o:gfxdata="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" fillcolor="white [3212]" strokecolor="black [3213]" strokeweight="1pt">
+                <v:stroke joinstyle="miter"/>
+              </v:oval>
+            </w:pict>
+          </mc:Fallback>
+        </mc:AlternateContent>
+      </w:r>
+      <w:r>
+        <w:rPr>
+          <w:noProof/>
+          <w:lang w:eastAsia="ru-RU"/>
+        </w:rPr>
+        <mc:AlternateContent>
+          <mc:Choice Requires="wps">
+            <w:drawing>
+              <wp:anchor distT="0" distB="0" distL="114300" distR="114300" simplePos="0" relativeHeight="251678720" behindDoc="0" locked="0" layoutInCell="1" allowOverlap="1" wp14:anchorId="69742B46" wp14:editId="28AD1B49">
+                <wp:simplePos x="0" y="0"/>
+                <wp:positionH relativeFrom="column">
+                  <wp:posOffset>1186815</wp:posOffset>
+                </wp:positionH>
+                <wp:positionV relativeFrom="paragraph">
+                  <wp:posOffset>-320040</wp:posOffset>
+                </wp:positionV>
+                <wp:extent cx="2419350" cy="1190625"/>
+                <wp:effectExtent l="0" t="0" r="19050" b="28575"/>
+                <wp:wrapNone/>
+                <wp:docPr id="13" name="Овал 13"/>
+                <wp:cNvGraphicFramePr/>
+                <a:graphic xmlns:a="http://schemas.openxmlformats.org/drawingml/2006/main">
+                  <a:graphicData uri="http://schemas.microsoft.com/office/word/2010/wordprocessingShape">
+                    <wps:wsp>
+                      <wps:cNvSpPr/>
+                      <wps:spPr>
+                        <a:xfrm>
+                          <a:off x="0" y="0"/>
+                          <a:ext cx="2419350" cy="1190625"/>
+                        </a:xfrm>
+                        <a:prstGeom prst="ellipse">
+                          <a:avLst/>
+                        </a:prstGeom>
+                        <a:solidFill>
+                          <a:schemeClr val="bg1"/>
+                        </a:solidFill>
+                        <a:ln>
+                          <a:solidFill>
+                            <a:schemeClr val="tx1"/>
+                          </a:solidFill>
+                        </a:ln>
+                      </wps:spPr>
+                      <wps:style>
+                        <a:lnRef idx="2">
+                          <a:schemeClr val="accent1">
+                            <a:shade val="50000"/>
+                          </a:schemeClr>
+                        </a:lnRef>
+                        <a:fillRef idx="1">
+                          <a:schemeClr val="accent1"/>
+                        </a:fillRef>
+                        <a:effectRef idx="0">
+                          <a:schemeClr val="accent1"/>
+                        </a:effectRef>
+                        <a:fontRef idx="minor">
+                          <a:schemeClr val="lt1"/>
+                        </a:fontRef>
+                      </wps:style>
+                      <wps:bodyPr rot="0" spcFirstLastPara="0" vertOverflow="overflow" horzOverflow="overflow" vert="horz" wrap="square" lIns="91440" tIns="45720" rIns="91440" bIns="45720" numCol="1" spcCol="0" rtlCol="0" fromWordArt="0" anchor="ctr" anchorCtr="0" forceAA="0" compatLnSpc="1">
+                        <a:prstTxWarp prst="textNoShape">
+                          <a:avLst/>
+                        </a:prstTxWarp>
+                        <a:noAutofit/>
+                      </wps:bodyPr>
+                    </wps:wsp>
+                  </a:graphicData>
+                </a:graphic>
+              </wp:anchor>
+            </w:drawing>
+          </mc:Choice>
+          <mc:Fallback>
+            <w:pict>
+              <v:oval w14:anchorId="544C346E" id="Овал 13" o:spid="_x0000_s1026" style="position:absolute;margin-left:93.45pt;margin-top:-25.2pt;width:190.5pt;height:93.75pt;z-index:251678720;visibility:visible;mso-wrap-style:square;mso-wrap-distance-left:9pt;mso-wrap-distance-top:0;mso-wrap-distance-right:9pt;mso-wrap-distance-bottom:0;mso-position-horizontal:absolute;mso-position-horizontal-relative:text;mso-position-vertical:absolute;mso-position-vertical-relative:text;v-text-anchor:middle" o:gfxdata="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" fillcolor="white [3212]" strokecolor="black [3213]" strokeweight="1pt">
+                <v:stroke joinstyle="miter"/>
+              </v:oval>
+            </w:pict>
+          </mc:Fallback>
+        </mc:AlternateContent>
+      </w:r>
+      <w:r>
+        <w:rPr>
+          <w:noProof/>
+          <w:lang w:eastAsia="ru-RU"/>
+        </w:rPr>
+        <mc:AlternateContent>
+          <mc:Choice Requires="wps">
+            <w:drawing>
+              <wp:anchor distT="0" distB="0" distL="114300" distR="114300" simplePos="0" relativeHeight="251691008" behindDoc="1" locked="0" layoutInCell="1" allowOverlap="1" wp14:anchorId="13FC86DB" wp14:editId="59CE3009">
+                <wp:simplePos x="0" y="0"/>
+                <wp:positionH relativeFrom="column">
+                  <wp:posOffset>1263015</wp:posOffset>
+                </wp:positionH>
+                <wp:positionV relativeFrom="paragraph">
+                  <wp:posOffset>2756535</wp:posOffset>
+                </wp:positionV>
+                <wp:extent cx="2419350" cy="1190625"/>
+                <wp:effectExtent l="0" t="0" r="19050" b="28575"/>
+                <wp:wrapNone/>
+                <wp:docPr id="23" name="Овал 23"/>
+                <wp:cNvGraphicFramePr/>
+                <a:graphic xmlns:a="http://schemas.openxmlformats.org/drawingml/2006/main">
+                  <a:graphicData uri="http://schemas.microsoft.com/office/word/2010/wordprocessingShape">
+                    <wps:wsp>
+                      <wps:cNvSpPr/>
+                      <wps:spPr>
+                        <a:xfrm>
+                          <a:off x="0" y="0"/>
+                          <a:ext cx="2419350" cy="1190625"/>
+                        </a:xfrm>
+                        <a:prstGeom prst="ellipse">
+                          <a:avLst/>
+                        </a:prstGeom>
+                        <a:solidFill>
+                          <a:schemeClr val="bg1"/>
+                        </a:solidFill>
+                        <a:ln>
+                          <a:solidFill>
+                            <a:schemeClr val="tx1"/>
+                          </a:solidFill>
+                        </a:ln>
+                      </wps:spPr>
+                      <wps:style>
+                        <a:lnRef idx="2">
+                          <a:schemeClr val="accent1">
+                            <a:shade val="50000"/>
+                          </a:schemeClr>
+                        </a:lnRef>
+                        <a:fillRef idx="1">
+                          <a:schemeClr val="accent1"/>
+                        </a:fillRef>
+                        <a:effectRef idx="0">
+                          <a:schemeClr val="accent1"/>
+                        </a:effectRef>
+                        <a:fontRef idx="minor">
+                          <a:schemeClr val="lt1"/>
+                        </a:fontRef>
+                      </wps:style>
+                      <wps:bodyPr rot="0" spcFirstLastPara="0" vertOverflow="overflow" horzOverflow="overflow" vert="horz" wrap="square" lIns="91440" tIns="45720" rIns="91440" bIns="45720" numCol="1" spcCol="0" rtlCol="0" fromWordArt="0" anchor="ctr" anchorCtr="0" forceAA="0" compatLnSpc="1">
+                        <a:prstTxWarp prst="textNoShape">
+                          <a:avLst/>
+                        </a:prstTxWarp>
+                        <a:noAutofit/>
+                      </wps:bodyPr>
+                    </wps:wsp>
+                  </a:graphicData>
+                </a:graphic>
+              </wp:anchor>
+            </w:drawing>
+          </mc:Choice>
+          <mc:Fallback>
+            <w:pict>
+              <v:oval w14:anchorId="51CBC839" id="Овал 23" o:spid="_x0000_s1026" style="position:absolute;margin-left:99.45pt;margin-top:217.05pt;width:190.5pt;height:93.75pt;z-index:-251625472;visibility:visible;mso-wrap-style:square;mso-wrap-distance-left:9pt;mso-wrap-distance-top:0;mso-wrap-distance-right:9pt;mso-wrap-distance-bottom:0;mso-position-horizontal:absolute;mso-position-horizontal-relative:text;mso-position-vertical:absolute;mso-position-vertical-relative:text;v-text-anchor:middle" o:gfxdata="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" fillcolor="white [3212]" strokecolor="black [3213]" strokeweight="1pt">
+                <v:stroke joinstyle="miter"/>
+              </v:oval>
+            </w:pict>
+          </mc:Fallback>
+        </mc:AlternateContent>
+      </w:r>
+      <w:r>
+        <w:rPr>
+          <w:noProof/>
+          <w:lang w:eastAsia="ru-RU"/>
+        </w:rPr>
+        <mc:AlternateContent>
+          <mc:Choice Requires="wps">
+            <w:drawing>
+              <wp:anchor distT="0" distB="0" distL="114300" distR="114300" simplePos="0" relativeHeight="251688960" behindDoc="0" locked="0" layoutInCell="1" allowOverlap="1" wp14:anchorId="5615B71D" wp14:editId="1A1EB851">
+                <wp:simplePos x="0" y="0"/>
+                <wp:positionH relativeFrom="column">
+                  <wp:posOffset>2215515</wp:posOffset>
+                </wp:positionH>
+                <wp:positionV relativeFrom="paragraph">
+                  <wp:posOffset>2985135</wp:posOffset>
+                </wp:positionV>
+                <wp:extent cx="790575" cy="381000"/>
+                <wp:effectExtent l="0" t="0" r="28575" b="19050"/>
+                <wp:wrapNone/>
+                <wp:docPr id="22" name="Надпись 22"/>
+                <wp:cNvGraphicFramePr/>
+                <a:graphic xmlns:a="http://schemas.openxmlformats.org/drawingml/2006/main">
+                  <a:graphicData uri="http://schemas.microsoft.com/office/word/2010/wordprocessingShape">
+                    <wps:wsp>
+                      <wps:cNvSpPr txBox="1"/>
+                      <wps:spPr>
+                        <a:xfrm>
+                          <a:off x="0" y="0"/>
+                          <a:ext cx="790575" cy="381000"/>
+                        </a:xfrm>
+                        <a:prstGeom prst="rect">
+                          <a:avLst/>
+                        </a:prstGeom>
+                        <a:solidFill>
+                          <a:schemeClr val="lt1"/>
+                        </a:solidFill>
+                        <a:ln w="6350">
+                          <a:solidFill>
+                            <a:schemeClr val="bg1"/>
+                          </a:solidFill>
+                        </a:ln>
+                      </wps:spPr>
+                      <wps:txbx>
+                        <w:txbxContent>
+                          <w:p>
+                            <w:pPr>
+                              <w:rPr>
+                                <w:sz w:val="48"/>
+                                <w:szCs w:val="48"/>
+                                <w:lang w:val="en-US"/>
+                              </w:rPr>
+                            </w:pPr>
+                            <w:r>
+                              <w:rPr>
+                                <w:sz w:val="48"/>
+                                <w:szCs w:val="48"/>
+                                <w:lang w:val="en-US"/>
+                              </w:rPr>
+                              <w:t>a</w:t>
+                            </w:r>
+                          </w:p>
+                        </w:txbxContent>
+                      </wps:txbx>
+                      <wps:bodyPr rot="0" spcFirstLastPara="0" vertOverflow="overflow" horzOverflow="overflow" vert="horz" wrap="square" lIns="91440" tIns="45720" rIns="91440" bIns="45720" numCol="1" spcCol="0" rtlCol="0" fromWordArt="0" anchor="t" anchorCtr="0" forceAA="0" compatLnSpc="1">
+                        <a:prstTxWarp prst="textNoShape">
+                          <a:avLst/>
+                        </a:prstTxWarp>
+                        <a:noAutofit/>
+                      </wps:bodyPr>
+                    </wps:wsp>
+                  </a:graphicData>
+                </a:graphic>
+              </wp:anchor>
+            </w:drawing>
+          </mc:Choice>
+          <mc:Fallback>
+            <w:pict>
+              <v:shape w14:anchorId="5615B71D" id="Надпись 22" o:spid="_x0000_s1033" type="#_x0000_t202" style="position:absolute;margin-left:174.45pt;margin-top:235.05pt;width:62.25pt;height:30pt;z-index:251688960;visibility:visible;mso-wrap-style:square;mso-wrap-distance-left:9pt;mso-wrap-distance-top:0;mso-wrap-distance-right:9pt;mso-wrap-distance-bottom:0;mso-position-horizontal:absolute;mso-position-horizontal-relative:text;mso-position-vertical:absolute;mso-position-vertical-relative:text;v-text-anchor:top" o:gfxdata="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" fillcolor="white [3201]" strokecolor="white [3212]" strokeweight=".5pt">
+                <v:textbox>
+                  <w:txbxContent>
+                    <w:p>
+                      <w:pPr>
+                        <w:rPr>
+                          <w:sz w:val="48"/>
+                          <w:szCs w:val="48"/>
+                          <w:lang w:val="en-US"/>
+                        </w:rPr>
+                      </w:pPr>
+                      <w:r>
+                        <w:rPr>
+                          <w:sz w:val="48"/>
+                          <w:szCs w:val="48"/>
+                          <w:lang w:val="en-US"/>
+                        </w:rPr>
+                        <w:t>a</w:t>
+                      </w:r>
+                    </w:p>
+                  </w:txbxContent>
+                </v:textbox>
+              </v:shape>
+            </w:pict>
+          </mc:Fallback>
+        </mc:AlternateContent>
+      </w:r>
+      <w:r>
+        <w:rPr>
+          <w:noProof/>
+          <w:lang w:eastAsia="ru-RU"/>
+        </w:rPr>
+        <mc:AlternateContent>
+          <mc:Choice Requires="wps">
+            <w:drawing>
+              <wp:anchor distT="0" distB="0" distL="114300" distR="114300" simplePos="0" relativeHeight="251685888" behindDoc="0" locked="0" layoutInCell="1" allowOverlap="1" wp14:anchorId="2791BAAB" wp14:editId="1CB2F14A">
+                <wp:simplePos x="0" y="0"/>
+                <wp:positionH relativeFrom="column">
+                  <wp:posOffset>2447925</wp:posOffset>
+                </wp:positionH>
+                <wp:positionV relativeFrom="paragraph">
+                  <wp:posOffset>2247265</wp:posOffset>
+                </wp:positionV>
+                <wp:extent cx="0" cy="533400"/>
+                <wp:effectExtent l="76200" t="0" r="57150" b="57150"/>
+                <wp:wrapNone/>
+                <wp:docPr id="20" name="Прямая со стрелкой 20"/>
+                <wp:cNvGraphicFramePr/>
+                <a:graphic xmlns:a="http://schemas.openxmlformats.org/drawingml/2006/main">
+                  <a:graphicData uri="http://schemas.microsoft.com/office/word/2010/wordprocessingShape">
+                    <wps:wsp>
+                      <wps:cNvCnPr/>
+                      <wps:spPr>
+                        <a:xfrm>
+                          <a:off x="0" y="0"/>
+                          <a:ext cx="0" cy="533400"/>
+                        </a:xfrm>
+                        <a:prstGeom prst="straightConnector1">
+                          <a:avLst/>
+                        </a:prstGeom>
+                        <a:ln>
+                          <a:tailEnd type="triangle"/>
+                        </a:ln>
+                      </wps:spPr>
+                      <wps:style>
+                        <a:lnRef idx="1">
+                          <a:schemeClr val="dk1"/>
+                        </a:lnRef>
+                        <a:fillRef idx="0">
+                          <a:schemeClr val="dk1"/>
+                        </a:fillRef>
+                        <a:effectRef idx="0">
+                          <a:schemeClr val="dk1"/>
+                        </a:effectRef>
+                        <a:fontRef idx="minor">
+                          <a:schemeClr val="tx1"/>
+                        </a:fontRef>
+                      </wps:style>
+                      <wps:bodyPr/>
+                    </wps:wsp>
+                  </a:graphicData>
+                </a:graphic>
+              </wp:anchor>
+            </w:drawing>
+          </mc:Choice>
+          <mc:Fallback>
+            <w:pict>
+              <v:shape w14:anchorId="4228E2C4" id="Прямая со стрелкой 20" o:spid="_x0000_s1026" type="#_x0000_t32" style="position:absolute;margin-left:192.75pt;margin-top:176.95pt;width:0;height:42pt;z-index:251685888;visibility:visible;mso-wrap-style:square;mso-wrap-distance-left:9pt;mso-wrap-distance-top:0;mso-wrap-distance-right:9pt;mso-wrap-distance-bottom:0;mso-position-horizontal:absolute;mso-position-horizontal-relative:text;mso-position-vertical:absolute;mso-position-vertical-relative:text" o:gfxdata="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" strokecolor="black [3200]" strokeweight=".5pt">
+                <v:stroke endarrow="block" joinstyle="miter"/>
+              </v:shape>
+            </w:pict>
+          </mc:Fallback>
+        </mc:AlternateContent>
+      </w:r>
+      <w:r>
+        <w:rPr>
+          <w:noProof/>
+          <w:lang w:eastAsia="ru-RU"/>
+        </w:rPr>
+        <w:drawing>
+          <wp:anchor distT="0" distB="0" distL="114300" distR="114300" simplePos="0" relativeHeight="251683840" behindDoc="0" locked="0" layoutInCell="1" allowOverlap="1" wp14:anchorId="17DF5C15" wp14:editId="6EDC4DF2">
+            <wp:simplePos x="0" y="0"/>
+            <wp:positionH relativeFrom="column">
+              <wp:posOffset>1263015</wp:posOffset>
+            </wp:positionH>
+            <wp:positionV relativeFrom="paragraph">
+              <wp:posOffset>1594485</wp:posOffset>
+            </wp:positionV>
+            <wp:extent cx="2419688" cy="342948"/>
+            <wp:effectExtent l="0" t="0" r="0" b="0"/>
+            <wp:wrapNone/>
+            <wp:docPr id="19" name="Рисунок 19"/>
+            <wp:cNvGraphicFramePr>
+              <a:graphicFrameLocks xmlns:a="http://schemas.openxmlformats.org/drawingml/2006/main" noChangeAspect="1"/>
+            </wp:cNvGraphicFramePr>
+            <a:graphic xmlns:a="http://schemas.openxmlformats.org/drawingml/2006/main">
+              <a:graphicData uri="http://schemas.openxmlformats.org/drawingml/2006/picture">
+                <pic:pic xmlns:pic="http://schemas.openxmlformats.org/drawingml/2006/picture">
+                  <pic:nvPicPr>
+                    <pic:cNvPr id="1" name=""/>
+                    <pic:cNvPicPr/>
+                  </pic:nvPicPr>
+                  <pic:blipFill>
+                    <a:blip r:embed="rId6">
+                      <a:extLst>
+                        <a:ext uri="{28A0092B-C50C-407E-A947-70E740481C1C}">
+                          <a14:useLocalDpi xmlns:a14="http://schemas.microsoft.com/office/drawing/2010/main" val="0"/>
+                        </a:ext>
+                      </a:extLst>
+                    </a:blip>
+                    <a:stretch>
+                      <a:fillRect/>
+                    </a:stretch>
+                  </pic:blipFill>
+                  <pic:spPr>
+                    <a:xfrm>
+                      <a:off x="0" y="0"/>
+                      <a:ext cx="2419688" cy="342948"/>
+                    </a:xfrm>
+                    <a:prstGeom prst="rect">
+                      <a:avLst/>
+                    </a:prstGeom>
+                  </pic:spPr>
+                </pic:pic>
+              </a:graphicData>
+            </a:graphic>
+            <wp14:sizeRelH relativeFrom="page">
+              <wp14:pctWidth>0</wp14:pctWidth>
+            </wp14:sizeRelH>
+            <wp14:sizeRelV relativeFrom="page">
+              <wp14:pctHeight>0</wp14:pctHeight>
+            </wp14:sizeRelV>
+          </wp:anchor>
+        </w:drawing>
+      </w:r>
+      <w:r>
+        <w:rPr>
+          <w:noProof/>
+          <w:lang w:eastAsia="ru-RU"/>
+        </w:rPr>
+        <mc:AlternateContent>
+          <mc:Choice Requires="wps">
+            <w:drawing>
+              <wp:anchor distT="0" distB="0" distL="114300" distR="114300" simplePos="0" relativeHeight="251682816" behindDoc="0" locked="0" layoutInCell="1" allowOverlap="1" wp14:anchorId="748499F5" wp14:editId="1E134A1C">
+                <wp:simplePos x="0" y="0"/>
+                <wp:positionH relativeFrom="column">
+                  <wp:posOffset>1043940</wp:posOffset>
+                </wp:positionH>
+                <wp:positionV relativeFrom="paragraph">
+                  <wp:posOffset>1403985</wp:posOffset>
+                </wp:positionV>
+                <wp:extent cx="2895600" cy="847725"/>
+                <wp:effectExtent l="0" t="0" r="19050" b="28575"/>
+                <wp:wrapNone/>
+                <wp:docPr id="18" name="Прямоугольник 18"/>
+                <wp:cNvGraphicFramePr/>
+                <a:graphic xmlns:a="http://schemas.openxmlformats.org/drawingml/2006/main">
+                  <a:graphicData uri="http://schemas.microsoft.com/office/word/2010/wordprocessingShape">
+                    <wps:wsp>
+                      <wps:cNvSpPr/>
+                      <wps:spPr>
+                        <a:xfrm>
+                          <a:off x="0" y="0"/>
+                          <a:ext cx="2895600" cy="847725"/>
+                        </a:xfrm>
+                        <a:prstGeom prst="rect">
+                          <a:avLst/>
+                        </a:prstGeom>
+                        <a:solidFill>
+                          <a:schemeClr val="bg1"/>
+                        </a:solidFill>
+                        <a:ln>
+                          <a:solidFill>
+                            <a:schemeClr val="tx1"/>
+                          </a:solidFill>
+                        </a:ln>
+                      </wps:spPr>
+                      <wps:style>
+                        <a:lnRef idx="2">
+                          <a:schemeClr val="accent1">
+                            <a:shade val="50000"/>
+                          </a:schemeClr>
+                        </a:lnRef>
+                        <a:fillRef idx="1">
+                          <a:schemeClr val="accent1"/>
+                        </a:fillRef>
+                        <a:effectRef idx="0">
+                          <a:schemeClr val="accent1"/>
+                        </a:effectRef>
+                        <a:fontRef idx="minor">
+                          <a:schemeClr val="lt1"/>
+                        </a:fontRef>
+                      </wps:style>
+                      <wps:bodyPr rot="0" spcFirstLastPara="0" vertOverflow="overflow" horzOverflow="overflow" vert="horz" wrap="square" lIns="91440" tIns="45720" rIns="91440" bIns="45720" numCol="1" spcCol="0" rtlCol="0" fromWordArt="0" anchor="ctr" anchorCtr="0" forceAA="0" compatLnSpc="1">
+                        <a:prstTxWarp prst="textNoShape">
+                          <a:avLst/>
+                        </a:prstTxWarp>
+                        <a:noAutofit/>
+                      </wps:bodyPr>
+                    </wps:wsp>
+                  </a:graphicData>
+                </a:graphic>
+              </wp:anchor>
+            </w:drawing>
+          </mc:Choice>
+          <mc:Fallback>
+            <w:pict>
+              <v:rect w14:anchorId="7C8C50EB" id="Прямоугольник 18" o:spid="_x0000_s1026" style="position:absolute;margin-left:82.2pt;margin-top:110.55pt;width:228pt;height:66.75pt;z-index:251682816;visibility:visible;mso-wrap-style:square;mso-wrap-distance-left:9pt;mso-wrap-distance-top:0;mso-wrap-distance-right:9pt;mso-wrap-distance-bottom:0;mso-position-horizontal:absolute;mso-position-horizontal-relative:text;mso-position-vertical:absolute;mso-position-vertical-relative:text;v-text-anchor:middle" o:gfxdata="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" fillcolor="white [3212]" strokecolor="black [3213]" strokeweight="1pt"/>
+            </w:pict>
+          </mc:Fallback>
+        </mc:AlternateContent>
+      </w:r>
+      <w:r>
+        <w:rPr>
+          <w:noProof/>
+          <w:lang w:eastAsia="ru-RU"/>
+        </w:rPr>
+        <mc:AlternateContent>
+          <mc:Choice Requires="wps">
+            <w:drawing>
+              <wp:anchor distT="0" distB="0" distL="114300" distR="114300" simplePos="0" relativeHeight="251681792" behindDoc="0" locked="0" layoutInCell="1" allowOverlap="1" wp14:anchorId="778E3B64" wp14:editId="26895ECB">
+                <wp:simplePos x="0" y="0"/>
+                <wp:positionH relativeFrom="column">
+                  <wp:posOffset>2444115</wp:posOffset>
+                </wp:positionH>
+                <wp:positionV relativeFrom="paragraph">
+                  <wp:posOffset>870585</wp:posOffset>
+                </wp:positionV>
+                <wp:extent cx="0" cy="533400"/>
+                <wp:effectExtent l="76200" t="0" r="57150" b="57150"/>
+                <wp:wrapNone/>
+                <wp:docPr id="17" name="Прямая со стрелкой 17"/>
+                <wp:cNvGraphicFramePr/>
+                <a:graphic xmlns:a="http://schemas.openxmlformats.org/drawingml/2006/main">
+                  <a:graphicData uri="http://schemas.microsoft.com/office/word/2010/wordprocessingShape">
+                    <wps:wsp>
+                      <wps:cNvCnPr/>
+                      <wps:spPr>
+                        <a:xfrm>
+                          <a:off x="0" y="0"/>
+                          <a:ext cx="0" cy="533400"/>
+                        </a:xfrm>
+                        <a:prstGeom prst="straightConnector1">
+                          <a:avLst/>
+                        </a:prstGeom>
+                        <a:ln>
+                          <a:tailEnd type="triangle"/>
+                        </a:ln>
+                      </wps:spPr>
+                      <wps:style>
+                        <a:lnRef idx="1">
+                          <a:schemeClr val="dk1"/>
+                        </a:lnRef>
+                        <a:fillRef idx="0">
+                          <a:schemeClr val="dk1"/>
+                        </a:fillRef>
+                        <a:effectRef idx="0">
+                          <a:schemeClr val="dk1"/>
+                        </a:effectRef>
+                        <a:fontRef idx="minor">
+                          <a:schemeClr val="tx1"/>
+                        </a:fontRef>
+                      </wps:style>
+                      <wps:bodyPr/>
+                    </wps:wsp>
+                  </a:graphicData>
+                </a:graphic>
+              </wp:anchor>
+            </w:drawing>
+          </mc:Choice>
+          <mc:Fallback>
+            <w:pict>
+              <v:shape w14:anchorId="468380C4" id="Прямая со стрелкой 17" o:spid="_x0000_s1026" type="#_x0000_t32" style="position:absolute;margin-left:192.45pt;margin-top:68.55pt;width:0;height:42pt;z-index:251681792;visibility:visible;mso-wrap-style:square;mso-wrap-distance-left:9pt;mso-wrap-distance-top:0;mso-wrap-distance-right:9pt;mso-wrap-distance-bottom:0;mso-position-horizontal:absolute;mso-position-horizontal-relative:text;mso-position-vertical:absolute;mso-position-vertical-relative:text" o:gfxdata="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" strokecolor="black [3200]" strokeweight=".5pt">
+                <v:stroke endarrow="block" joinstyle="miter"/>
+              </v:shape>
+            </w:pict>
+          </mc:Fallback>
+        </mc:AlternateContent>
+      </w:r>
+      <w:r>
+        <w:rPr>
+          <w:noProof/>
+          <w:lang w:eastAsia="ru-RU"/>
+        </w:rPr>
+        <mc:AlternateContent>
+          <mc:Choice Requires="wps">
+            <w:drawing>
+              <wp:anchor distT="0" distB="0" distL="114300" distR="114300" simplePos="0" relativeHeight="251679744" behindDoc="0" locked="0" layoutInCell="1" allowOverlap="1" wp14:anchorId="7F066823" wp14:editId="33D5F11D">
+                <wp:simplePos x="0" y="0"/>
+                <wp:positionH relativeFrom="column">
+                  <wp:posOffset>1977390</wp:posOffset>
+                </wp:positionH>
+                <wp:positionV relativeFrom="paragraph">
+                  <wp:posOffset>22860</wp:posOffset>
+                </wp:positionV>
+                <wp:extent cx="1314450" cy="495300"/>
+                <wp:effectExtent l="0" t="0" r="19050" b="19050"/>
+                <wp:wrapNone/>
+                <wp:docPr id="14" name="Надпись 14"/>
+                <wp:cNvGraphicFramePr/>
+                <a:graphic xmlns:a="http://schemas.openxmlformats.org/drawingml/2006/main">
+                  <a:graphicData uri="http://schemas.microsoft.com/office/word/2010/wordprocessingShape">
+                    <wps:wsp>
+                      <wps:cNvSpPr txBox="1"/>
+                      <wps:spPr>
+                        <a:xfrm>
+                          <a:off x="0" y="0"/>
+                          <a:ext cx="1314450" cy="495300"/>
+                        </a:xfrm>
+                        <a:prstGeom prst="rect">
+                          <a:avLst/>
+                        </a:prstGeom>
+                        <a:solidFill>
+                          <a:schemeClr val="bg1"/>
+                        </a:solidFill>
+                        <a:ln w="6350">
+                          <a:solidFill>
+                            <a:schemeClr val="bg1"/>
+                          </a:solidFill>
+                        </a:ln>
+                      </wps:spPr>
+                      <wps:txbx>
+                        <w:txbxContent>
+                          <w:p>
+                            <w:pPr>
+                              <w:rPr>
+                                <w:sz w:val="48"/>
+                                <w:szCs w:val="48"/>
+                                <w:lang w:val="en-US"/>
+                              </w:rPr>
+                            </w:pPr>
+                            <w:r>
+                              <w:rPr>
+                                <w:sz w:val="48"/>
+                                <w:szCs w:val="48"/>
+                                <w:lang w:val="en-US"/>
+                              </w:rPr>
+                              <w:t>x, y, z</w:t>
+                            </w:r>
+                          </w:p>
+                        </w:txbxContent>
+                      </wps:txbx>
+                      <wps:bodyPr rot="0" spcFirstLastPara="0" vertOverflow="overflow" horzOverflow="overflow" vert="horz" wrap="square" lIns="91440" tIns="45720" rIns="91440" bIns="45720" numCol="1" spcCol="0" rtlCol="0" fromWordArt="0" anchor="t" anchorCtr="0" forceAA="0" compatLnSpc="1">
+                        <a:prstTxWarp prst="textNoShape">
+                          <a:avLst/>
+                        </a:prstTxWarp>
+                        <a:noAutofit/>
+                      </wps:bodyPr>
+                    </wps:wsp>
+                  </a:graphicData>
+                </a:graphic>
+              </wp:anchor>
+            </w:drawing>
+          </mc:Choice>
+          <mc:Fallback>
+            <w:pict>
+              <v:shape w14:anchorId="7F066823" id="Надпись 14" o:spid="_x0000_s1034" type="#_x0000_t202" style="position:absolute;margin-left:155.7pt;margin-top:1.8pt;width:103.5pt;height:39pt;z-index:251679744;visibility:visible;mso-wrap-style:square;mso-wrap-distance-left:9pt;mso-wrap-distance-top:0;mso-wrap-distance-right:9pt;mso-wrap-distance-bottom:0;mso-position-horizontal:absolute;mso-position-horizontal-relative:text;mso-position-vertical:absolute;mso-position-vertical-relative:text;v-text-anchor:top" o:gfxdata="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" fillcolor="white [3212]" strokecolor="white [3212]" strokeweight=".5pt">
+                <v:textbox>
+                  <w:txbxContent>
+                    <w:p>
+                      <w:pPr>
+                        <w:rPr>
+                          <w:sz w:val="48"/>
+                          <w:szCs w:val="48"/>
+                          <w:lang w:val="en-US"/>
+                        </w:rPr>
+                      </w:pPr>
+                      <w:r>
+                        <w:rPr>
+                          <w:sz w:val="48"/>
+                          <w:szCs w:val="48"/>
+                          <w:lang w:val="en-US"/>
+                        </w:rPr>
+                        <w:t>x, y, z</w:t>
+                      </w:r>
+                    </w:p>
+                  </w:txbxContent>
+                </v:textbox>
+              </v:shape>
+            </w:pict>
+          </mc:Fallback>
+        </mc:AlternateContent>
+      </w:r>
     </w:p>
     <w:sectPr>
       <w:pgSz w:w="11906" w:h="16838"/>
@@ -2689,7 +4182,7 @@
 </file>
 
 <file path=customXml/itemProps1.xml><?xml version="1.0" encoding="utf-8"?>
-<ds:datastoreItem xmlns:ds="http://schemas.openxmlformats.org/officeDocument/2006/customXml" ds:itemID="{BDA66BB3-7273-43D2-98C7-538DC788BBC5}">
+<ds:datastoreItem xmlns:ds="http://schemas.openxmlformats.org/officeDocument/2006/customXml" ds:itemID="{C7377E9E-AD15-4C24-8919-EE6DC69A2998}">
   <ds:schemaRefs>
     <ds:schemaRef ds:uri="http://schemas.openxmlformats.org/officeDocument/2006/bibliography"/>
   </ds:schemaRefs>
